--- a/Research.docx
+++ b/Research.docx
@@ -2,6 +2,8 @@
 <file path=word/document.xml><?xml version="1.0" encoding="utf-8"?>
 <w:document xmlns:wpc="http://schemas.microsoft.com/office/word/2010/wordprocessingCanvas" xmlns:cx="http://schemas.microsoft.com/office/drawing/2014/chartex" xmlns:cx1="http://schemas.microsoft.com/office/drawing/2015/9/8/chartex" xmlns:cx2="http://schemas.microsoft.com/office/drawing/2015/10/21/chartex" xmlns:cx3="http://schemas.microsoft.com/office/drawing/2016/5/9/chartex" xmlns:cx4="http://schemas.microsoft.com/office/drawing/2016/5/10/chartex" xmlns:cx5="http://schemas.microsoft.com/office/drawing/2016/5/11/chartex" xmlns:cx6="http://schemas.microsoft.com/office/drawing/2016/5/12/chartex" xmlns:cx7="http://schemas.microsoft.com/office/drawing/2016/5/13/chartex" xmlns:cx8="http://schemas.microsoft.com/office/drawing/2016/5/14/chartex" xmlns:mc="http://schemas.openxmlformats.org/markup-compatibility/2006" xmlns:aink="http://schemas.microsoft.com/office/drawing/2016/ink" xmlns:am3d="http://schemas.microsoft.com/office/drawing/2017/model3d" xmlns:o="urn:schemas-microsoft-com:office:office" xmlns:oel="http://schemas.microsoft.com/office/2019/extlst" xmlns:r="http://schemas.openxmlformats.org/officeDocument/2006/relationships" xmlns:m="http://schemas.openxmlformats.org/officeDocument/2006/math" xmlns:v="urn:schemas-microsoft-com:vml" xmlns:wp14="http://schemas.microsoft.com/office/word/2010/wordprocessingDrawing" xmlns:wp="http://schemas.openxmlformats.org/drawingml/2006/wordprocessingDrawing" xmlns:w10="urn:schemas-microsoft-com:office:word" xmlns:w="http://schemas.openxmlformats.org/wordprocessingml/2006/main" xmlns:w14="http://schemas.microsoft.com/office/word/2010/wordml" xmlns:w15="http://schemas.microsoft.com/office/word/2012/wordml" xmlns:w16cex="http://schemas.microsoft.com/office/word/2018/wordml/cex" xmlns:w16cid="http://schemas.microsoft.com/office/word/2016/wordml/cid" xmlns:w16="http://schemas.microsoft.com/office/word/2018/wordml" xmlns:w16du="http://schemas.microsoft.com/office/word/2023/wordml/word16du" xmlns:w16sdtdh="http://schemas.microsoft.com/office/word/2020/wordml/sdtdatahash" xmlns:w16sdtfl="http://schemas.microsoft.com/office/word/2024/wordml/sdtformatlock" xmlns:w16se="http://schemas.microsoft.com/office/word/2015/wordml/symex" xmlns:wpg="http://schemas.microsoft.com/office/word/2010/wordprocessingGroup" xmlns:wpi="http://schemas.microsoft.com/office/word/2010/wordprocessingInk" xmlns:wne="http://schemas.microsoft.com/office/word/2006/wordml" xmlns:wps="http://schemas.microsoft.com/office/word/2010/wordprocessingShape" mc:Ignorable="w14 w15 w16se w16cid w16 w16cex w16sdtdh w16sdtfl w16du wp14">
   <w:body>
+    <w:p/>
+    <w:p/>
     <w:p>
       <w:r>
         <w:t>Psychedelic Research</w:t>
@@ -9,57 +11,28 @@
     </w:p>
     <w:p>
       <w:r>
-        <w:t>Add image images/</w:t>
+        <w:t>Add image images/psychedelics</w:t>
+      </w:r>
+    </w:p>
+    <w:p>
+      <w:r>
+        <w:t xml:space="preserve">Psychedelic drugs such as psilocybin and LSD </w:t>
       </w:r>
       <w:proofErr w:type="gramStart"/>
       <w:r>
-        <w:t>psychedelics</w:t>
+        <w:t>has</w:t>
       </w:r>
       <w:proofErr w:type="gramEnd"/>
-    </w:p>
-    <w:p>
-      <w:r>
-        <w:t xml:space="preserve">Psychedelic drugs such as psilocybin and LSD </w:t>
+      <w:r>
+        <w:t xml:space="preserve"> been around for thousands of </w:t>
       </w:r>
       <w:proofErr w:type="gramStart"/>
       <w:r>
-        <w:t>has</w:t>
+        <w:t>year, but</w:t>
       </w:r>
       <w:proofErr w:type="gramEnd"/>
       <w:r>
-        <w:t xml:space="preserve"> been around for thousands of </w:t>
-      </w:r>
-      <w:proofErr w:type="gramStart"/>
-      <w:r>
-        <w:t>year, but</w:t>
-      </w:r>
-      <w:proofErr w:type="gramEnd"/>
-      <w:r>
-        <w:t xml:space="preserve"> started to make an impact in Western medicine in the nineteen fifties. After a gap where, due to restrictive legislation, research </w:t>
-      </w:r>
-      <w:proofErr w:type="gramStart"/>
-      <w:r>
-        <w:t>was virtually prohibited</w:t>
-      </w:r>
-      <w:proofErr w:type="gramEnd"/>
-      <w:r>
-        <w:t xml:space="preserve">, research has gone through a renaissance in the last decade, </w:t>
-      </w:r>
-      <w:proofErr w:type="gramStart"/>
-      <w:r>
-        <w:t>mainly driven</w:t>
-      </w:r>
-      <w:proofErr w:type="gramEnd"/>
-      <w:r>
-        <w:t xml:space="preserve"> by its unique </w:t>
-      </w:r>
-      <w:proofErr w:type="spellStart"/>
-      <w:r>
-        <w:t>therepeutic</w:t>
-      </w:r>
-      <w:proofErr w:type="spellEnd"/>
-      <w:r>
-        <w:t xml:space="preserve"> properties. Multiple </w:t>
+        <w:t xml:space="preserve"> started to make an impact in Western medicine in the nineteen fifties. After a gap where, due to restrictive legislation, research was virtually prohibited, research has gone through a renaissance in the last decade, mainly driven by its unique therepeutic properties. Multiple </w:t>
       </w:r>
       <w:r>
         <w:t xml:space="preserve">clinical </w:t>
@@ -88,31 +61,7 @@
         <w:t xml:space="preserve">Because psychedelic drugs are still </w:t>
       </w:r>
       <w:r>
-        <w:t xml:space="preserve">illegal in </w:t>
-      </w:r>
-      <w:proofErr w:type="gramStart"/>
-      <w:r>
-        <w:t>many</w:t>
-      </w:r>
-      <w:proofErr w:type="gramEnd"/>
-      <w:r>
-        <w:t xml:space="preserve"> parts of the world, we analyse self-reports that are freely </w:t>
-      </w:r>
-      <w:proofErr w:type="spellStart"/>
-      <w:r>
-        <w:t>availabe</w:t>
-      </w:r>
-      <w:proofErr w:type="spellEnd"/>
-      <w:r>
-        <w:t xml:space="preserve"> at online platforms such as Reddit and </w:t>
-      </w:r>
-      <w:proofErr w:type="spellStart"/>
-      <w:r>
-        <w:t>Erowid</w:t>
-      </w:r>
-      <w:proofErr w:type="spellEnd"/>
-      <w:r>
-        <w:t>.</w:t>
+        <w:t>illegal in many parts of the world, we analyse self-reports that are freely availabe at online platforms such as Reddit and Erowid.</w:t>
       </w:r>
     </w:p>
     <w:p>
@@ -130,21 +79,8 @@
     <w:p/>
     <w:p>
       <w:r>
-        <w:t>Add image images/</w:t>
-      </w:r>
-      <w:proofErr w:type="spellStart"/>
-      <w:r>
-        <w:t>psilo</w:t>
-      </w:r>
-      <w:proofErr w:type="spellEnd"/>
-      <w:r>
-        <w:t xml:space="preserve"> and </w:t>
-      </w:r>
-      <w:proofErr w:type="gramStart"/>
-      <w:r>
-        <w:t>planaria</w:t>
-      </w:r>
-      <w:proofErr w:type="gramEnd"/>
+        <w:t>Add image images/psilo and planaria</w:t>
+      </w:r>
     </w:p>
     <w:p>
       <w:r>
@@ -159,105 +95,36 @@
     </w:p>
     <w:p>
       <w:r>
-        <w:t>Add image images/</w:t>
+        <w:t>Add image images/planaria</w:t>
+      </w:r>
+    </w:p>
+    <w:p>
+      <w:r>
+        <w:t xml:space="preserve">Planaria are flatworms that have been around for about 600 million years. One of their most unique characteristics is that they can regenerate every part of their body, from as little as about 10,000 cells. This inclucde regeneration of an entire new nervous system, within about 10 to 14 days. Although evolutionarily speaking they are very far apart from us humans, their nervoud system is remarkably similar. </w:t>
       </w:r>
       <w:proofErr w:type="gramStart"/>
       <w:r>
-        <w:t>planaria</w:t>
+        <w:t>Thus</w:t>
       </w:r>
       <w:proofErr w:type="gramEnd"/>
-    </w:p>
-    <w:p>
-      <w:r>
-        <w:t xml:space="preserve">Planaria are flatworms that have been around for about </w:t>
+      <w:r>
+        <w:t xml:space="preserve"> they have two hemispheres and the same neurotransmitters (such as dopamine, serotonin, GABA, glutamate etc) as we humans have. </w:t>
       </w:r>
       <w:proofErr w:type="gramStart"/>
       <w:r>
-        <w:t>600</w:t>
+        <w:t>Moreover</w:t>
       </w:r>
       <w:proofErr w:type="gramEnd"/>
       <w:r>
-        <w:t xml:space="preserve"> million years. One of their most unique characteristics is that they can regenerate every part of their body, from as little as about 10,000 cells. This </w:t>
-      </w:r>
-      <w:proofErr w:type="spellStart"/>
-      <w:r>
-        <w:t>inclucde</w:t>
-      </w:r>
-      <w:proofErr w:type="spellEnd"/>
-      <w:r>
-        <w:t xml:space="preserve"> regeneration of an entire new nervous system, within about 10 to 14 days. Although evolutionarily speaking they are </w:t>
+        <w:t xml:space="preserve"> their pharmacology shows stgrong similarity with rats and humans. For this </w:t>
       </w:r>
       <w:proofErr w:type="gramStart"/>
       <w:r>
-        <w:t>very far</w:t>
+        <w:t>reason</w:t>
       </w:r>
       <w:proofErr w:type="gramEnd"/>
       <w:r>
-        <w:t xml:space="preserve"> apart from us humans, their </w:t>
-      </w:r>
-      <w:proofErr w:type="spellStart"/>
-      <w:r>
-        <w:t>nervoud</w:t>
-      </w:r>
-      <w:proofErr w:type="spellEnd"/>
-      <w:r>
-        <w:t xml:space="preserve"> system is remarkably similar. </w:t>
-      </w:r>
-      <w:proofErr w:type="gramStart"/>
-      <w:r>
-        <w:t>Thus</w:t>
-      </w:r>
-      <w:proofErr w:type="gramEnd"/>
-      <w:r>
-        <w:t xml:space="preserve"> they have two hemispheres and the same neurotransmitters (such as dopamine, serotonin, GABA, glutamate </w:t>
-      </w:r>
-      <w:proofErr w:type="gramStart"/>
-      <w:r>
-        <w:t>etc</w:t>
-      </w:r>
-      <w:proofErr w:type="gramEnd"/>
-      <w:r>
-        <w:t xml:space="preserve">) as we humans have. </w:t>
-      </w:r>
-      <w:proofErr w:type="gramStart"/>
-      <w:r>
-        <w:t>Moreover</w:t>
-      </w:r>
-      <w:proofErr w:type="gramEnd"/>
-      <w:r>
-        <w:t xml:space="preserve"> their pharmacology shows </w:t>
-      </w:r>
-      <w:proofErr w:type="spellStart"/>
-      <w:r>
-        <w:t>stgrong</w:t>
-      </w:r>
-      <w:proofErr w:type="spellEnd"/>
-      <w:r>
-        <w:t xml:space="preserve"> similarity with rats and humans. For this </w:t>
-      </w:r>
-      <w:proofErr w:type="gramStart"/>
-      <w:r>
-        <w:t>reason</w:t>
-      </w:r>
-      <w:proofErr w:type="gramEnd"/>
-      <w:r>
-        <w:t xml:space="preserve"> we are </w:t>
-      </w:r>
-      <w:proofErr w:type="gramStart"/>
-      <w:r>
-        <w:t>very interested</w:t>
-      </w:r>
-      <w:proofErr w:type="gramEnd"/>
-      <w:r>
-        <w:t xml:space="preserve"> in understanding planarian brains </w:t>
-      </w:r>
-      <w:proofErr w:type="spellStart"/>
-      <w:r>
-        <w:t>ans</w:t>
-      </w:r>
-      <w:proofErr w:type="spellEnd"/>
-      <w:r>
-        <w:t xml:space="preserve"> behaviour.</w:t>
+        <w:t xml:space="preserve"> we are very interested in understanding planarian brains ans behaviour.</w:t>
       </w:r>
     </w:p>
     <w:p>
@@ -267,16 +134,8 @@
     </w:p>
     <w:p>
       <w:r>
-        <w:t>Add image images/</w:t>
-      </w:r>
-      <w:r>
-        <w:t xml:space="preserve">planaria </w:t>
-      </w:r>
-      <w:proofErr w:type="gramStart"/>
-      <w:r>
-        <w:t>tracking</w:t>
-      </w:r>
-      <w:proofErr w:type="gramEnd"/>
+        <w:t>Add image images/planaria tracking</w:t>
+      </w:r>
     </w:p>
     <w:p>
       <w:r>
@@ -291,60 +150,20 @@
     </w:p>
     <w:p>
       <w:r>
-        <w:t>Add image images/</w:t>
-      </w:r>
-      <w:r>
-        <w:t xml:space="preserve">Developmental </w:t>
+        <w:t>Add image images/Developmental plasticity</w:t>
+      </w:r>
+    </w:p>
+    <w:p>
+      <w:r>
+        <w:t xml:space="preserve">One of the most fascinating properties of the brain is its incresdible plasticity. Because brains </w:t>
       </w:r>
       <w:proofErr w:type="gramStart"/>
       <w:r>
-        <w:t>plasticity</w:t>
+        <w:t>changes</w:t>
       </w:r>
       <w:proofErr w:type="gramEnd"/>
-    </w:p>
-    <w:p>
-      <w:r>
-        <w:t xml:space="preserve">One of the most fascinating properties of the brain is its </w:t>
-      </w:r>
-      <w:proofErr w:type="spellStart"/>
-      <w:r>
-        <w:t>incresdible</w:t>
-      </w:r>
-      <w:proofErr w:type="spellEnd"/>
-      <w:r>
-        <w:t xml:space="preserve"> plasticity. Because brains </w:t>
-      </w:r>
-      <w:proofErr w:type="gramStart"/>
-      <w:r>
-        <w:t>changes</w:t>
-      </w:r>
-      <w:proofErr w:type="gramEnd"/>
-      <w:r>
-        <w:t xml:space="preserve"> continuously based on external influences, no two brains are the same. This plasticity is strongest during development especially the first decade and a half. However, to understand how our brain changes and shapes our behaviour, large sample sizes are necessary. Fortunately, </w:t>
-      </w:r>
-      <w:proofErr w:type="gramStart"/>
-      <w:r>
-        <w:t>several</w:t>
-      </w:r>
-      <w:proofErr w:type="gramEnd"/>
-      <w:r>
-        <w:t xml:space="preserve"> large population-wide studies are now </w:t>
-      </w:r>
-      <w:proofErr w:type="gramStart"/>
-      <w:r>
-        <w:t>being undertaken</w:t>
-      </w:r>
-      <w:proofErr w:type="gramEnd"/>
-      <w:r>
-        <w:t xml:space="preserve"> which allows us to investigate how children develop, as well as how behaviour </w:t>
-      </w:r>
-      <w:proofErr w:type="gramStart"/>
-      <w:r>
-        <w:t>is shaped</w:t>
-      </w:r>
-      <w:proofErr w:type="gramEnd"/>
-      <w:r>
-        <w:t xml:space="preserve"> by </w:t>
+      <w:r>
+        <w:t xml:space="preserve"> continuously based on external influences, no two brains are the same. This plasticity is strongest during development especially the first decade and a half. However, to understand how our brain changes and shapes our behaviour, large sample sizes are necessary. Fortunately, several large population-wide studies are now being undertaken which allows us to investigate how children develop, as well as how behaviour is shaped by </w:t>
       </w:r>
       <w:r>
         <w:t>external factors.</w:t>
@@ -353,15 +172,7 @@
     <w:p/>
     <w:p>
       <w:r>
-        <w:t xml:space="preserve">Our research on developmental plasticity involves </w:t>
-      </w:r>
-      <w:proofErr w:type="gramStart"/>
-      <w:r>
-        <w:t>several</w:t>
-      </w:r>
-      <w:proofErr w:type="gramEnd"/>
-      <w:r>
-        <w:t xml:space="preserve"> different strands:</w:t>
+        <w:t>Our research on developmental plasticity involves several different strands:</w:t>
       </w:r>
     </w:p>
     <w:p>
@@ -375,13 +186,8 @@
       <w:r>
         <w:t>Using the ABCD database (</w:t>
       </w:r>
-      <w:proofErr w:type="spellStart"/>
-      <w:r>
-        <w:t>Adolecent</w:t>
-      </w:r>
-      <w:proofErr w:type="spellEnd"/>
-      <w:r>
-        <w:t xml:space="preserve"> Brain and Cognitive Development </w:t>
+      <w:r>
+        <w:t xml:space="preserve">Adolecent Brain and Cognitive Development </w:t>
       </w:r>
       <w:hyperlink r:id="rId5" w:history="1">
         <w:r>
@@ -392,15 +198,7 @@
         </w:r>
       </w:hyperlink>
       <w:r>
-        <w:t xml:space="preserve">) we investigate how external factors such as (social media/phone use and family conflict) and internal factors (such as genetic and hormonal levels) affect the developmental of cognition, </w:t>
-      </w:r>
-      <w:proofErr w:type="gramStart"/>
-      <w:r>
-        <w:t>sleep</w:t>
-      </w:r>
-      <w:proofErr w:type="gramEnd"/>
-      <w:r>
-        <w:t xml:space="preserve"> and brain connectivity.</w:t>
+        <w:t>) we investigate how external factors such as (social media/phone use and family conflict) and internal factors (such as genetic and hormonal levels) affect the developmental of cognition, sleep and brain connectivity.</w:t>
       </w:r>
     </w:p>
     <w:p>
@@ -415,15 +213,7 @@
         <w:t xml:space="preserve">Using the NSDUH </w:t>
       </w:r>
       <w:r>
-        <w:t xml:space="preserve">(National Survey on Drug Use and </w:t>
-      </w:r>
-      <w:proofErr w:type="spellStart"/>
-      <w:r>
-        <w:t>Heaslth</w:t>
-      </w:r>
-      <w:proofErr w:type="spellEnd"/>
-      <w:r>
-        <w:t xml:space="preserve">, </w:t>
+        <w:t xml:space="preserve">(National Survey on Drug Use and Heaslth, </w:t>
       </w:r>
       <w:hyperlink r:id="rId6" w:history="1">
         <w:r>
@@ -440,16 +230,8 @@
     <w:p/>
     <w:p>
       <w:r>
-        <w:t>Add image images/</w:t>
-      </w:r>
-      <w:r>
-        <w:t xml:space="preserve">path </w:t>
-      </w:r>
-      <w:proofErr w:type="gramStart"/>
-      <w:r>
-        <w:t>analysis</w:t>
-      </w:r>
-      <w:proofErr w:type="gramEnd"/>
+        <w:t>Add image images/path analysis</w:t>
+      </w:r>
     </w:p>
     <w:p>
       <w:r>
@@ -464,145 +246,474 @@
     </w:p>
     <w:p>
       <w:r>
+        <w:t xml:space="preserve">Add image images/AI </w:t>
+      </w:r>
+    </w:p>
+    <w:p>
+      <w:r>
+        <w:t xml:space="preserve">The ascent of generative AI (like Claude, Gemini and ChatGPT) is likely leading to a fundamental change in the way we </w:t>
+      </w:r>
+      <w:r>
+        <w:t xml:space="preserve">live in this world. Even though these artificial intelligence systems have only been known to the </w:t>
+      </w:r>
+      <w:proofErr w:type="gramStart"/>
+      <w:r>
+        <w:t>general public</w:t>
+      </w:r>
+      <w:proofErr w:type="gramEnd"/>
+      <w:r>
+        <w:t xml:space="preserve"> for a few years, their </w:t>
+      </w:r>
+      <w:r>
+        <w:t xml:space="preserve">immediate </w:t>
+      </w:r>
+      <w:r>
+        <w:t xml:space="preserve">impact is </w:t>
+      </w:r>
+      <w:r>
+        <w:t xml:space="preserve">already </w:t>
+      </w:r>
+      <w:r>
+        <w:t>unprecedented</w:t>
+      </w:r>
+      <w:r>
+        <w:t xml:space="preserve">, with the consequences being felt in every branch of industry and academia alike. Generative AI undoubtedly has many positive effects. It can, effective automate relatively simple task and can help program complex analysis which can safe valuable time or might not even be possible without substantial investment. However, the potential negative impact has much less been addressed and may only become apparent after a longer </w:t>
+      </w:r>
+      <w:proofErr w:type="gramStart"/>
+      <w:r>
+        <w:t>time period</w:t>
+      </w:r>
+      <w:proofErr w:type="gramEnd"/>
+      <w:r>
+        <w:t xml:space="preserve">. </w:t>
+      </w:r>
+    </w:p>
+    <w:p/>
+    <w:p>
+      <w:r>
+        <w:t xml:space="preserve">Our research on AI focusses on understanding how AI affects our behaviour in terms of cognition and creativity but also </w:t>
+      </w:r>
+      <w:r>
+        <w:t xml:space="preserve">how it affects our interactions with </w:t>
+      </w:r>
+      <w:proofErr w:type="gramStart"/>
+      <w:r>
+        <w:t xml:space="preserve">others,  </w:t>
+      </w:r>
+      <w:r>
+        <w:t>particularly</w:t>
+      </w:r>
+      <w:proofErr w:type="gramEnd"/>
+      <w:r>
+        <w:t xml:space="preserve"> whether it influences polarization and stress in online discussions.</w:t>
+      </w:r>
+    </w:p>
+    <w:p>
+      <w:r>
+        <w:t xml:space="preserve">Add image images/AI </w:t>
+      </w:r>
+      <w:r>
+        <w:t>and creativity</w:t>
+      </w:r>
+    </w:p>
+    <w:p/>
+    <w:p>
+      <w:r>
+        <w:br w:type="page"/>
+      </w:r>
+    </w:p>
+    <w:p>
+      <w:r>
+        <w:lastRenderedPageBreak/>
+        <w:t xml:space="preserve">Other Research </w:t>
+      </w:r>
+    </w:p>
+    <w:p>
+      <w:r>
         <w:t>Add image images/</w:t>
       </w:r>
+      <w:r>
+        <w:t>rest</w:t>
+      </w:r>
+    </w:p>
+    <w:p/>
+    <w:p>
+      <w:r>
+        <w:t xml:space="preserve">The research with the NEST is very broad and some of </w:t>
+      </w:r>
+      <w:r>
+        <w:t xml:space="preserve">it straddles between different </w:t>
+      </w:r>
+      <w:r>
+        <w:t>areas (the effects of psychedelics on p</w:t>
+      </w:r>
+      <w:r>
+        <w:rPr>
+          <w:rFonts w:hint="eastAsia"/>
+        </w:rPr>
+        <w:t>lanaria neurogenesis) while other research does not fall neatly in one of the four are</w:t>
+      </w:r>
+      <w:r>
+        <w:rPr>
+          <w:rFonts w:hint="eastAsia"/>
+        </w:rPr>
+        <w:t>as.</w:t>
+      </w:r>
+    </w:p>
+    <w:p>
+      <w:r>
+        <w:rPr>
+          <w:rFonts w:hint="eastAsia"/>
+        </w:rPr>
+        <w:t xml:space="preserve">One of the </w:t>
+      </w:r>
+      <w:r>
+        <w:t>project</w:t>
+      </w:r>
+      <w:r>
+        <w:rPr>
+          <w:rFonts w:hint="eastAsia"/>
+        </w:rPr>
+        <w:t>s within our group focusse</w:t>
+      </w:r>
+      <w:r>
+        <w:rPr>
+          <w:rFonts w:hint="eastAsia"/>
+        </w:rPr>
+        <w:t>d</w:t>
+      </w:r>
+      <w:r>
+        <w:rPr>
+          <w:rFonts w:hint="eastAsia"/>
+        </w:rPr>
+        <w:t xml:space="preserve"> on </w:t>
+      </w:r>
+      <w:r>
+        <w:rPr>
+          <w:rFonts w:hint="eastAsia"/>
+        </w:rPr>
+        <w:t xml:space="preserve">understanding why tobacco </w:t>
+      </w:r>
+      <w:r>
+        <w:t>addiction</w:t>
+      </w:r>
+      <w:r>
+        <w:rPr>
+          <w:rFonts w:hint="eastAsia"/>
+        </w:rPr>
+        <w:t xml:space="preserve"> is mo</w:t>
+      </w:r>
+      <w:r>
+        <w:rPr>
+          <w:rFonts w:hint="eastAsia"/>
+        </w:rPr>
+        <w:t>re than just nicotine add</w:t>
+      </w:r>
+      <w:r>
+        <w:rPr>
+          <w:rFonts w:hint="eastAsia"/>
+        </w:rPr>
+        <w:t>ic</w:t>
+      </w:r>
+      <w:r>
+        <w:rPr>
+          <w:rFonts w:hint="eastAsia"/>
+        </w:rPr>
+        <w:t>t</w:t>
+      </w:r>
+      <w:r>
+        <w:rPr>
+          <w:rFonts w:hint="eastAsia"/>
+        </w:rPr>
+        <w:t>i</w:t>
+      </w:r>
+      <w:r>
+        <w:rPr>
+          <w:rFonts w:hint="eastAsia"/>
+        </w:rPr>
+        <w:t xml:space="preserve">on. </w:t>
+      </w:r>
+      <w:r>
+        <w:rPr>
+          <w:rFonts w:hint="eastAsia"/>
+        </w:rPr>
+        <w:t xml:space="preserve">In previous research, with our colleagues we have </w:t>
+      </w:r>
+      <w:r>
+        <w:t>identified</w:t>
+      </w:r>
+      <w:r>
+        <w:rPr>
+          <w:rFonts w:hint="eastAsia"/>
+        </w:rPr>
+        <w:t xml:space="preserve"> six </w:t>
+      </w:r>
+      <w:r>
+        <w:t>different</w:t>
+      </w:r>
+      <w:r>
+        <w:rPr>
+          <w:rFonts w:hint="eastAsia"/>
+        </w:rPr>
+        <w:t xml:space="preserve"> </w:t>
+      </w:r>
+      <w:r>
+        <w:rPr>
+          <w:rFonts w:hint="eastAsia"/>
+        </w:rPr>
+        <w:t xml:space="preserve">compounds in tobacco </w:t>
+      </w:r>
+      <w:r>
+        <w:t>that</w:t>
+      </w:r>
+      <w:r>
+        <w:rPr>
+          <w:rFonts w:hint="eastAsia"/>
+        </w:rPr>
+        <w:t xml:space="preserve"> block monoamine oxidase</w:t>
+      </w:r>
+      <w:r>
+        <w:rPr>
+          <w:rFonts w:hint="eastAsia"/>
+        </w:rPr>
+        <w:t xml:space="preserve">. </w:t>
+      </w:r>
+      <w:r>
+        <w:t>I</w:t>
+      </w:r>
+      <w:r>
+        <w:rPr>
+          <w:rFonts w:hint="eastAsia"/>
+        </w:rPr>
+        <w:t xml:space="preserve">n </w:t>
+      </w:r>
+      <w:r>
+        <w:rPr>
+          <w:rFonts w:hint="eastAsia"/>
+        </w:rPr>
+        <w:t>our current experiments we are developing a</w:t>
+      </w:r>
+      <w:r>
+        <w:rPr>
+          <w:rFonts w:hint="eastAsia"/>
+        </w:rPr>
+        <w:t>n inhalation self-administration technique</w:t>
+      </w:r>
+      <w:r>
+        <w:rPr>
+          <w:rFonts w:hint="eastAsia"/>
+        </w:rPr>
+        <w:t xml:space="preserve"> in rats </w:t>
+      </w:r>
+      <w:r>
+        <w:rPr>
+          <w:rFonts w:hint="eastAsia"/>
+        </w:rPr>
+        <w:t xml:space="preserve">that will allow us to </w:t>
+      </w:r>
+      <w:r>
+        <w:rPr>
+          <w:rFonts w:hint="eastAsia"/>
+        </w:rPr>
+        <w:t>investigat</w:t>
+      </w:r>
+      <w:r>
+        <w:rPr>
+          <w:rFonts w:hint="eastAsia"/>
+        </w:rPr>
+        <w:t>e</w:t>
+      </w:r>
+      <w:r>
+        <w:rPr>
+          <w:rFonts w:hint="eastAsia"/>
+        </w:rPr>
+        <w:t xml:space="preserve"> whether these compound</w:t>
+      </w:r>
+      <w:r>
+        <w:rPr>
+          <w:rFonts w:hint="eastAsia"/>
+        </w:rPr>
+        <w:t>s</w:t>
+      </w:r>
+      <w:r>
+        <w:rPr>
+          <w:rFonts w:hint="eastAsia"/>
+        </w:rPr>
+        <w:t xml:space="preserve"> </w:t>
+      </w:r>
+      <w:r>
+        <w:rPr>
+          <w:rFonts w:hint="eastAsia"/>
+        </w:rPr>
+        <w:t>enhance the reinforcing propert</w:t>
+      </w:r>
+      <w:r>
+        <w:rPr>
+          <w:rFonts w:hint="eastAsia"/>
+        </w:rPr>
+        <w:t>ies of nicotine.</w:t>
+      </w:r>
+    </w:p>
+    <w:p>
+      <w:r>
+        <w:t>A</w:t>
+      </w:r>
+      <w:r>
+        <w:rPr>
+          <w:rFonts w:hint="eastAsia"/>
+        </w:rPr>
+        <w:t xml:space="preserve">nother project, we </w:t>
+      </w:r>
+      <w:r>
+        <w:rPr>
+          <w:rFonts w:hint="eastAsia"/>
+        </w:rPr>
+        <w:t xml:space="preserve">are investigating </w:t>
+      </w:r>
+      <w:r>
+        <w:rPr>
+          <w:rFonts w:hint="eastAsia"/>
+        </w:rPr>
+        <w:t xml:space="preserve">the role of </w:t>
+      </w:r>
+      <w:r>
+        <w:t>impaired metabolism and cell growth signalling cascade</w:t>
+      </w:r>
+      <w:r>
+        <w:rPr>
+          <w:rFonts w:hint="eastAsia"/>
+        </w:rPr>
+        <w:t>s in</w:t>
+      </w:r>
+      <w:r>
+        <w:rPr>
+          <w:rFonts w:hint="eastAsia"/>
+        </w:rPr>
+        <w:t xml:space="preserve"> mental disorders such as schizophrenia, bipolar disorders and schizotypy. While this </w:t>
+      </w:r>
+      <w:r>
+        <w:t>project</w:t>
+      </w:r>
+      <w:r>
+        <w:rPr>
+          <w:rFonts w:hint="eastAsia"/>
+        </w:rPr>
+        <w:t xml:space="preserve"> is still in an early stage, we will be </w:t>
+      </w:r>
+      <w:r>
+        <w:rPr>
+          <w:rFonts w:hint="eastAsia"/>
+        </w:rPr>
+        <w:t xml:space="preserve">using existing data, from for example, the UK biobank and in </w:t>
+      </w:r>
+      <w:r>
+        <w:t>addition</w:t>
+      </w:r>
+      <w:r>
+        <w:rPr>
+          <w:rFonts w:hint="eastAsia"/>
+        </w:rPr>
+        <w:t xml:space="preserve"> we </w:t>
+      </w:r>
+      <w:r>
+        <w:rPr>
+          <w:rFonts w:hint="eastAsia"/>
+        </w:rPr>
+        <w:t>may collect data from planaria o</w:t>
+      </w:r>
+      <w:r>
+        <w:rPr>
+          <w:rFonts w:hint="eastAsia"/>
+        </w:rPr>
+        <w:t>r</w:t>
+      </w:r>
+      <w:r>
+        <w:rPr>
+          <w:rFonts w:hint="eastAsia"/>
+        </w:rPr>
+        <w:t xml:space="preserve"> other model systems as well.</w:t>
+      </w:r>
+    </w:p>
+    <w:p>
+      <w:r>
+        <w:t xml:space="preserve">In </w:t>
+      </w:r>
+      <w:r>
+        <w:t xml:space="preserve">another </w:t>
+      </w:r>
+      <w:r>
+        <w:t xml:space="preserve">project, we </w:t>
+      </w:r>
+      <w:r>
+        <w:t>are investigating the role of the prefrontal cortex in neuropathic pain. For this we make use of a new technology we recently obtained: functional</w:t>
+      </w:r>
+      <w:r>
+        <w:t xml:space="preserve"> </w:t>
+      </w:r>
+      <w:r>
+        <w:t xml:space="preserve">Near Infrared Spectroscopy (fNIRS). </w:t>
+      </w:r>
+      <w:r>
+        <w:t>Like functional Magnetic Resonance Imaging (fMRI)</w:t>
+      </w:r>
+      <w:r>
+        <w:t xml:space="preserve">, fNIRS measures local blood-flow, which can be seen as a measure for </w:t>
+      </w:r>
+      <w:r>
+        <w:t xml:space="preserve">local </w:t>
+      </w:r>
+      <w:r>
+        <w:t>brain activity.</w:t>
+      </w:r>
+    </w:p>
+    <w:p>
+      <w:r>
+        <w:t>A</w:t>
+      </w:r>
+      <w:r>
+        <w:t xml:space="preserve"> </w:t>
+      </w:r>
+      <w:r>
+        <w:t xml:space="preserve">further project </w:t>
+      </w:r>
+      <w:r>
+        <w:t xml:space="preserve">focuses </w:t>
+      </w:r>
+      <w:r>
+        <w:t>on understanding self-medication and anxiety, especially stage fright in performers. We are investigating whether self-medication with</w:t>
+      </w:r>
+      <w:r>
+        <w:t>,</w:t>
+      </w:r>
+      <w:r>
+        <w:t xml:space="preserve"> for example</w:t>
+      </w:r>
+      <w:r>
+        <w:t>,</w:t>
+      </w:r>
+      <w:r>
+        <w:t xml:space="preserve"> alcohol or </w:t>
+      </w:r>
+      <w:r>
+        <w:t>beta-blockers</w:t>
+      </w:r>
+      <w:r>
+        <w:t xml:space="preserve">, are simply tools to reduce anxiety, or whether they can </w:t>
+      </w:r>
       <w:proofErr w:type="gramStart"/>
       <w:r>
-        <w:t>AI</w:t>
+        <w:t>actually induce</w:t>
       </w:r>
       <w:proofErr w:type="gramEnd"/>
       <w:r>
         <w:t xml:space="preserve"> </w:t>
       </w:r>
-    </w:p>
-    <w:p>
-      <w:r>
-        <w:t xml:space="preserve">The ascent of generative AI (like Claude, </w:t>
-      </w:r>
-      <w:proofErr w:type="gramStart"/>
-      <w:r>
-        <w:t>Gemini</w:t>
-      </w:r>
-      <w:proofErr w:type="gramEnd"/>
-      <w:r>
-        <w:t xml:space="preserve"> and ChatGPT) is </w:t>
-      </w:r>
-      <w:proofErr w:type="gramStart"/>
-      <w:r>
-        <w:t>likely leading</w:t>
-      </w:r>
-      <w:proofErr w:type="gramEnd"/>
-      <w:r>
-        <w:t xml:space="preserve"> to a fundamental change in the way we </w:t>
-      </w:r>
-      <w:r>
-        <w:t xml:space="preserve">live in this world. Even though these artificial intelligence systems have only been known to the </w:t>
-      </w:r>
-      <w:proofErr w:type="gramStart"/>
-      <w:r>
-        <w:t>general public</w:t>
-      </w:r>
-      <w:proofErr w:type="gramEnd"/>
-      <w:r>
-        <w:t xml:space="preserve"> for </w:t>
-      </w:r>
-      <w:proofErr w:type="gramStart"/>
-      <w:r>
-        <w:t>a few</w:t>
-      </w:r>
-      <w:proofErr w:type="gramEnd"/>
-      <w:r>
-        <w:t xml:space="preserve"> years, their </w:t>
-      </w:r>
-      <w:r>
-        <w:t xml:space="preserve">immediate </w:t>
-      </w:r>
-      <w:r>
-        <w:t xml:space="preserve">impact is </w:t>
-      </w:r>
-      <w:r>
-        <w:t xml:space="preserve">already </w:t>
-      </w:r>
-      <w:r>
-        <w:t>unprecedented</w:t>
-      </w:r>
-      <w:r>
-        <w:t xml:space="preserve">, with the consequences </w:t>
-      </w:r>
-      <w:proofErr w:type="gramStart"/>
-      <w:r>
-        <w:t>being felt</w:t>
-      </w:r>
-      <w:proofErr w:type="gramEnd"/>
-      <w:r>
-        <w:t xml:space="preserve"> in every branch of industry and academia alike. Generative AI undoubtedly has </w:t>
-      </w:r>
-      <w:proofErr w:type="gramStart"/>
-      <w:r>
-        <w:t>many</w:t>
-      </w:r>
-      <w:proofErr w:type="gramEnd"/>
-      <w:r>
-        <w:t xml:space="preserve"> positive effects. It can, effective automate </w:t>
-      </w:r>
-      <w:proofErr w:type="gramStart"/>
-      <w:r>
-        <w:t>relatively simple</w:t>
-      </w:r>
-      <w:proofErr w:type="gramEnd"/>
-      <w:r>
-        <w:t xml:space="preserve"> task and can help program complex analysis which can safe valuable time or might not even be possible without substantial investment. However, the potential negative impact has much less </w:t>
-      </w:r>
-      <w:proofErr w:type="gramStart"/>
-      <w:r>
-        <w:t>been addressed</w:t>
-      </w:r>
-      <w:proofErr w:type="gramEnd"/>
-      <w:r>
-        <w:t xml:space="preserve"> and may only become apparent after a longer </w:t>
-      </w:r>
-      <w:proofErr w:type="gramStart"/>
-      <w:r>
-        <w:t>time period</w:t>
-      </w:r>
-      <w:proofErr w:type="gramEnd"/>
-      <w:r>
-        <w:t xml:space="preserve">. </w:t>
+      <w:r>
+        <w:t>other effects as well, such as increase creativity.</w:t>
       </w:r>
     </w:p>
     <w:p/>
-    <w:p>
-      <w:r>
-        <w:t xml:space="preserve">Our research on AI focusses on understanding how AI affects our behaviour in terms of cognition and creativity but also </w:t>
-      </w:r>
-      <w:r>
-        <w:t xml:space="preserve">how it affects our interactions with </w:t>
-      </w:r>
-      <w:proofErr w:type="gramStart"/>
-      <w:r>
-        <w:t xml:space="preserve">others,  </w:t>
-      </w:r>
-      <w:r>
-        <w:t>particularly</w:t>
-      </w:r>
-      <w:proofErr w:type="gramEnd"/>
-      <w:r>
-        <w:t xml:space="preserve"> whether it influences polarization and stress in online discussions.</w:t>
-      </w:r>
-    </w:p>
-    <w:p>
-      <w:r>
-        <w:t xml:space="preserve">Add image images/AI </w:t>
-      </w:r>
-      <w:r>
-        <w:t xml:space="preserve">and </w:t>
-      </w:r>
-      <w:proofErr w:type="gramStart"/>
-      <w:r>
-        <w:t>creativity</w:t>
-      </w:r>
-      <w:proofErr w:type="gramEnd"/>
-    </w:p>
+    <w:p/>
     <w:p/>
     <w:p/>
     <w:p>
@@ -1346,6 +1457,7 @@
   <w:style w:type="character" w:default="1" w:styleId="DefaultParagraphFont">
     <w:name w:val="Default Paragraph Font"/>
     <w:uiPriority w:val="1"/>
+    <w:semiHidden/>
     <w:unhideWhenUsed/>
   </w:style>
   <w:style w:type="table" w:default="1" w:styleId="TableNormal">
